--- a/undercover-brand-strategy.docx
+++ b/undercover-brand-strategy.docx
@@ -584,7 +584,7 @@
           <w:sz w:val="22"/>
           <w:szCs w:val="22"/>
         </w:rPr>
-        <w:t xml:space="preserve">CTO/CMO/CEO компаний 20–500 человек, которые понимают, что нужно что-то делать с AI, но не знают что и боятся выглядеть глупо. Не резиденты — приходят на ужины и AI Clinic. За них мы берём другие деньги (corporate membership / event partnership), и они приносят будущее B2B-направление.</w:t>
+        <w:t>CTO/CMO/CEO компаний 20–500 человек, которые понимают, что нужно что-то делать с AI, но не знают что и боятся выглядеть глупо. Не резиденты — приходят на AI Clinic. За них мы берём другие деньги (corporate membership / event partnership), и они приносят будущее B2B-направление.</w:t>
       </w:r>
     </w:p>
     <w:p>
@@ -1087,7 +1087,7 @@
           <w:sz w:val="22"/>
           <w:szCs w:val="22"/>
         </w:rPr>
-        <w:t xml:space="preserve">Все три модальности живут под одной крышей, одной дверью, одним визуальным языком. Резиденты Vibe — естественный приток в AI-ужины. AI-ужины — повод для корпоративных гостей впервые попробовать пространство. Club — связующий ритуал, который размывает иерархию: за партией Catan корпорат и indie-разработчик становятся просто игроками.</w:t>
+        <w:t>Все три модальности живут под одной крышей, одной дверью, одним визуальным языком. Резиденты Vibe — естественный приток в AI Clinic. Friday Demo — повод для корпоративных гостей впервые попробовать пространство. Club — связующий ритуал, который размывает иерархию: за партией Catan корпорат и indie-разработчик становятся просто игроками.</w:t>
       </w:r>
     </w:p>
     <w:p>
@@ -2147,15 +2147,7 @@
           <w:sz w:val="22"/>
           <w:szCs w:val="22"/>
         </w:rPr>
-        <w:t xml:space="preserve">AI: </w:t>
-      </w:r>
-      <w:r>
-        <w:rPr>
-          <w:rFonts w:ascii="Calibri" w:cs="Calibri" w:eastAsia="Calibri" w:hAnsi="Calibri"/>
-          <w:sz w:val="22"/>
-          <w:szCs w:val="22"/>
-        </w:rPr>
-        <w:t xml:space="preserve">добавляется один технический акцент — моноширинный шрифт (JetBrains Mono / IBM Plex Mono) для маркеров AI-материалов (даты ужинов, технические лейблы, кнопки). Цветовой акцент — тёмный sage-green ближе к олив-чарколу #333F33 (он уже есть в mobile menu).</w:t>
+        <w:t>AI: добавляется один технический акцент — моноширинный шрифт (JetBrains Mono / IBM Plex Mono) для маркеров AI-материалов (даты Clinic, технические лейблы, кнопки). Цветовой акцент — тёмный sage-green ближе к олив-чарколу #333F33 (он уже есть в mobile menu).</w:t>
       </w:r>
     </w:p>
     <w:p>
@@ -2297,7 +2289,7 @@
           <w:sz w:val="22"/>
           <w:szCs w:val="22"/>
         </w:rPr>
-        <w:t xml:space="preserve">Чтобы AI-направление состоялось, нужно три устойчивых формата с разной частотой и разной аудиторией. Ниже — рекомендация на старт.</w:t>
+        <w:t>Чтобы AI-направление состоялось, нужно два устойчивых формата с разной аудиторией. Ниже — рекомендация на старт.</w:t>
       </w:r>
     </w:p>
     <w:p>
@@ -2314,147 +2306,87 @@
           <w:sz w:val="26"/>
           <w:szCs w:val="26"/>
         </w:rPr>
-        <w:t xml:space="preserve">Ритуал 1 — AI Dinner (раз в месяц, закрытый)</w:t>
-      </w:r>
-    </w:p>
-    <w:p>
-      <w:pPr>
-        <w:pStyle w:val="ListParagraph"/>
-        <w:numPr>
-          <w:ilvl w:val="0"/>
-          <w:numId w:val="2"/>
-        </w:numPr>
-        <w:spacing w:after="40" w:before="40" w:line="300"/>
-      </w:pPr>
-      <w:r>
-        <w:rPr>
-          <w:rFonts w:ascii="Calibri" w:cs="Calibri" w:eastAsia="Calibri" w:hAnsi="Calibri"/>
-          <w:b/>
-          <w:bCs/>
-          <w:sz w:val="22"/>
-          <w:szCs w:val="22"/>
-        </w:rPr>
-        <w:t xml:space="preserve">Размер: </w:t>
-      </w:r>
-      <w:r>
-        <w:rPr>
-          <w:rFonts w:ascii="Calibri" w:cs="Calibri" w:eastAsia="Calibri" w:hAnsi="Calibri"/>
-          <w:sz w:val="22"/>
-          <w:szCs w:val="22"/>
-        </w:rPr>
-        <w:t xml:space="preserve">12 человек.</w:t>
-      </w:r>
-    </w:p>
-    <w:p>
-      <w:pPr>
-        <w:pStyle w:val="ListParagraph"/>
-        <w:numPr>
-          <w:ilvl w:val="0"/>
-          <w:numId w:val="2"/>
-        </w:numPr>
-        <w:spacing w:after="40" w:before="40" w:line="300"/>
-      </w:pPr>
-      <w:r>
-        <w:rPr>
-          <w:rFonts w:ascii="Calibri" w:cs="Calibri" w:eastAsia="Calibri" w:hAnsi="Calibri"/>
-          <w:b/>
-          <w:bCs/>
-          <w:sz w:val="22"/>
-          <w:szCs w:val="22"/>
-        </w:rPr>
-        <w:t xml:space="preserve">Состав: </w:t>
-      </w:r>
-      <w:r>
-        <w:rPr>
-          <w:rFonts w:ascii="Calibri" w:cs="Calibri" w:eastAsia="Calibri" w:hAnsi="Calibri"/>
-          <w:sz w:val="22"/>
-          <w:szCs w:val="22"/>
-        </w:rPr>
-        <w:t xml:space="preserve">микс — 6 практиков из комьюнити + 6 предпринимателей/руководителей.</w:t>
-      </w:r>
-    </w:p>
-    <w:p>
-      <w:pPr>
-        <w:pStyle w:val="ListParagraph"/>
-        <w:numPr>
-          <w:ilvl w:val="0"/>
-          <w:numId w:val="2"/>
-        </w:numPr>
-        <w:spacing w:after="40" w:before="40" w:line="300"/>
-      </w:pPr>
-      <w:r>
-        <w:rPr>
-          <w:rFonts w:ascii="Calibri" w:cs="Calibri" w:eastAsia="Calibri" w:hAnsi="Calibri"/>
-          <w:b/>
-          <w:bCs/>
-          <w:sz w:val="22"/>
-          <w:szCs w:val="22"/>
-        </w:rPr>
-        <w:t xml:space="preserve">Формат: </w:t>
-      </w:r>
-      <w:r>
-        <w:rPr>
-          <w:rFonts w:ascii="Calibri" w:cs="Calibri" w:eastAsia="Calibri" w:hAnsi="Calibri"/>
-          <w:sz w:val="22"/>
-          <w:szCs w:val="22"/>
-        </w:rPr>
-        <w:t xml:space="preserve">одна заранее заявленная тема (например: 'AI в саппорте — что реально работает в 2026'). Один модератор. Chatham House Rule. Без слайдов. С едой.</w:t>
-      </w:r>
-    </w:p>
-    <w:p>
-      <w:pPr>
-        <w:pStyle w:val="ListParagraph"/>
-        <w:numPr>
-          <w:ilvl w:val="0"/>
-          <w:numId w:val="2"/>
-        </w:numPr>
-        <w:spacing w:after="40" w:before="40" w:line="300"/>
-      </w:pPr>
-      <w:r>
-        <w:rPr>
-          <w:rFonts w:ascii="Calibri" w:cs="Calibri" w:eastAsia="Calibri" w:hAnsi="Calibri"/>
-          <w:b/>
-          <w:bCs/>
-          <w:sz w:val="22"/>
-          <w:szCs w:val="22"/>
-        </w:rPr>
-        <w:t xml:space="preserve">Цена: </w:t>
-      </w:r>
-      <w:r>
-        <w:rPr>
-          <w:rFonts w:ascii="Calibri" w:cs="Calibri" w:eastAsia="Calibri" w:hAnsi="Calibri"/>
-          <w:sz w:val="22"/>
-          <w:szCs w:val="22"/>
-        </w:rPr>
-        <w:t xml:space="preserve">по приглашению (резиденты + verified guests). Корпоративные гости — €€€ за seat, практики — бесплатно.</w:t>
-      </w:r>
-    </w:p>
-    <w:p>
-      <w:pPr>
-        <w:pStyle w:val="ListParagraph"/>
-        <w:numPr>
-          <w:ilvl w:val="0"/>
-          <w:numId w:val="2"/>
-        </w:numPr>
-        <w:spacing w:after="40" w:before="40" w:line="300"/>
-      </w:pPr>
-      <w:r>
-        <w:rPr>
-          <w:rFonts w:ascii="Calibri" w:cs="Calibri" w:eastAsia="Calibri" w:hAnsi="Calibri"/>
-          <w:b/>
-          <w:bCs/>
-          <w:sz w:val="22"/>
-          <w:szCs w:val="22"/>
-        </w:rPr>
-        <w:t xml:space="preserve">Зачем: </w:t>
-      </w:r>
-      <w:r>
-        <w:rPr>
-          <w:rFonts w:ascii="Calibri" w:cs="Calibri" w:eastAsia="Calibri" w:hAnsi="Calibri"/>
-          <w:sz w:val="22"/>
-          <w:szCs w:val="22"/>
-        </w:rPr>
-        <w:t xml:space="preserve">ядро бренда. Это и есть 'undercover' в чистом виде.</w:t>
+        <w:t>Ритуал 1 — AI Clinic (раз в месяц, полузакрытый — ядро бренда)</w:t>
+      </w:r>
+    </w:p>
+    <w:p>
+      <w:pPr>
+        <w:pStyle w:val="ListParagraph"/>
+        <w:numPr>
+          <w:ilvl w:val="0"/>
+          <w:numId w:val="2"/>
+        </w:numPr>
+        <w:spacing w:after="40" w:before="40" w:line="300"/>
+      </w:pPr>
+      <w:r>
+        <w:rPr>
+          <w:rFonts w:ascii="Calibri" w:cs="Calibri" w:eastAsia="Calibri" w:hAnsi="Calibri"/>
+          <w:b/>
+          <w:bCs/>
+          <w:sz w:val="22"/>
+          <w:szCs w:val="22"/>
+        </w:rPr>
+        <w:t>Размер: 8–12 человек.</w:t>
+      </w:r>
+    </w:p>
+    <w:p>
+      <w:pPr>
+        <w:pStyle w:val="ListParagraph"/>
+        <w:numPr>
+          <w:ilvl w:val="0"/>
+          <w:numId w:val="2"/>
+        </w:numPr>
+        <w:spacing w:after="40" w:before="40" w:line="300"/>
+      </w:pPr>
+      <w:r>
+        <w:rPr>
+          <w:rFonts w:ascii="Calibri" w:cs="Calibri" w:eastAsia="Calibri" w:hAnsi="Calibri"/>
+          <w:b/>
+          <w:bCs/>
+          <w:sz w:val="22"/>
+          <w:szCs w:val="22"/>
+        </w:rPr>
+        <w:t>Состав: компания приходит с реальной проблемой ('у нас 40k обращений в саппорт, что с этим делать'). 5–8 практиков из комьюнити разбирают её 90 минут. Один модератор. Chatham House Rule. Без слайдов.</w:t>
+      </w:r>
+    </w:p>
+    <w:p>
+      <w:pPr>
+        <w:pStyle w:val="ListParagraph"/>
+        <w:numPr>
+          <w:ilvl w:val="0"/>
+          <w:numId w:val="2"/>
+        </w:numPr>
+        <w:spacing w:after="40" w:before="40" w:line="300"/>
+      </w:pPr>
+      <w:r>
+        <w:rPr>
+          <w:rFonts w:ascii="Calibri" w:cs="Calibri" w:eastAsia="Calibri" w:hAnsi="Calibri"/>
+          <w:b/>
+          <w:bCs/>
+          <w:sz w:val="22"/>
+          <w:szCs w:val="22"/>
+        </w:rPr>
+        <w:t>Цена: резиденты — бесплатно. Внешние компании / корпоративные гости — €€€ за слот. Практики — бесплатно.</w:t>
+      </w:r>
+    </w:p>
+    <w:p>
+      <w:pPr>
+        <w:pStyle w:val="ListParagraph"/>
+        <w:numPr>
+          <w:ilvl w:val="0"/>
+          <w:numId w:val="2"/>
+        </w:numPr>
+        <w:spacing w:after="40" w:before="40" w:line="300"/>
+      </w:pPr>
+      <w:r>
+        <w:rPr>
+          <w:rFonts w:ascii="Calibri" w:cs="Calibri" w:eastAsia="Calibri" w:hAnsi="Calibri"/>
+          <w:b/>
+          <w:bCs/>
+          <w:sz w:val="22"/>
+          <w:szCs w:val="22"/>
+        </w:rPr>
+        <w:t>Зачем: ядро бренда. Закрытая среда, где корпорат получает разбор от практиков, а не консультантов. Это и есть 'undercover' в чистом виде.</w:t>
       </w:r>
     </w:p>
     <w:p>
@@ -2471,91 +2403,67 @@
           <w:sz w:val="26"/>
           <w:szCs w:val="26"/>
         </w:rPr>
-        <w:t xml:space="preserve">Ритуал 2 — AI Clinic (раз в 2 недели, полузакрытый)</w:t>
-      </w:r>
-    </w:p>
-    <w:p>
-      <w:pPr>
-        <w:pStyle w:val="ListParagraph"/>
-        <w:numPr>
-          <w:ilvl w:val="0"/>
-          <w:numId w:val="2"/>
-        </w:numPr>
-        <w:spacing w:after="40" w:before="40" w:line="300"/>
-      </w:pPr>
-      <w:r>
-        <w:rPr>
-          <w:rFonts w:ascii="Calibri" w:cs="Calibri" w:eastAsia="Calibri" w:hAnsi="Calibri"/>
-          <w:b/>
-          <w:bCs/>
-          <w:sz w:val="22"/>
-          <w:szCs w:val="22"/>
-        </w:rPr>
-        <w:t xml:space="preserve">Формат: </w:t>
-      </w:r>
-      <w:r>
-        <w:rPr>
-          <w:rFonts w:ascii="Calibri" w:cs="Calibri" w:eastAsia="Calibri" w:hAnsi="Calibri"/>
-          <w:sz w:val="22"/>
-          <w:szCs w:val="22"/>
-        </w:rPr>
-        <w:t xml:space="preserve">компания приходит с реальной проблемой ('у нас 40k обращений в саппорт, что с этим делать'). 5–8 практиков разбирают её 90 минут.</w:t>
-      </w:r>
-    </w:p>
-    <w:p>
-      <w:pPr>
-        <w:pStyle w:val="ListParagraph"/>
-        <w:numPr>
-          <w:ilvl w:val="0"/>
-          <w:numId w:val="2"/>
-        </w:numPr>
-        <w:spacing w:after="40" w:before="40" w:line="300"/>
-      </w:pPr>
-      <w:r>
-        <w:rPr>
-          <w:rFonts w:ascii="Calibri" w:cs="Calibri" w:eastAsia="Calibri" w:hAnsi="Calibri"/>
-          <w:b/>
-          <w:bCs/>
-          <w:sz w:val="22"/>
-          <w:szCs w:val="22"/>
-        </w:rPr>
-        <w:t xml:space="preserve">Цена: </w:t>
-      </w:r>
-      <w:r>
-        <w:rPr>
-          <w:rFonts w:ascii="Calibri" w:cs="Calibri" w:eastAsia="Calibri" w:hAnsi="Calibri"/>
-          <w:sz w:val="22"/>
-          <w:szCs w:val="22"/>
-        </w:rPr>
-        <w:t xml:space="preserve">резиденты — бесплатно. Внешние компании — €€ за слот.</w:t>
-      </w:r>
-    </w:p>
-    <w:p>
-      <w:pPr>
-        <w:pStyle w:val="ListParagraph"/>
-        <w:numPr>
-          <w:ilvl w:val="0"/>
-          <w:numId w:val="2"/>
-        </w:numPr>
-        <w:spacing w:after="40" w:before="40" w:line="300"/>
-      </w:pPr>
-      <w:r>
-        <w:rPr>
-          <w:rFonts w:ascii="Calibri" w:cs="Calibri" w:eastAsia="Calibri" w:hAnsi="Calibri"/>
-          <w:b/>
-          <w:bCs/>
-          <w:sz w:val="22"/>
-          <w:szCs w:val="22"/>
-        </w:rPr>
-        <w:t xml:space="preserve">Зачем: </w:t>
-      </w:r>
-      <w:r>
-        <w:rPr>
-          <w:rFonts w:ascii="Calibri" w:cs="Calibri" w:eastAsia="Calibri" w:hAnsi="Calibri"/>
-          <w:sz w:val="22"/>
-          <w:szCs w:val="22"/>
-        </w:rPr>
-        <w:t xml:space="preserve">конвертирует ужины в платную аудиторию. Корпорат, который пришёл на ужин, через 2 месяца приводит свою проблему в Clinic.</w:t>
+        <w:t>Ритуал 2 — Friday Demo (раз в месяц, открытый)</w:t>
+      </w:r>
+    </w:p>
+    <w:p>
+      <w:pPr>
+        <w:pStyle w:val="ListParagraph"/>
+        <w:numPr>
+          <w:ilvl w:val="0"/>
+          <w:numId w:val="2"/>
+        </w:numPr>
+        <w:spacing w:after="40" w:before="40" w:line="300"/>
+      </w:pPr>
+      <w:r>
+        <w:rPr>
+          <w:rFonts w:ascii="Calibri" w:cs="Calibri" w:eastAsia="Calibri" w:hAnsi="Calibri"/>
+          <w:b/>
+          <w:bCs/>
+          <w:sz w:val="22"/>
+          <w:szCs w:val="22"/>
+        </w:rPr>
+        <w:t>Формат: кто-то из комьюнити показывает 10 минут что-то, что реально работает в их продукте/процессе. 3 демо за вечер + drinks.</w:t>
+      </w:r>
+    </w:p>
+    <w:p>
+      <w:pPr>
+        <w:pStyle w:val="ListParagraph"/>
+        <w:numPr>
+          <w:ilvl w:val="0"/>
+          <w:numId w:val="2"/>
+        </w:numPr>
+        <w:spacing w:after="40" w:before="40" w:line="300"/>
+      </w:pPr>
+      <w:r>
+        <w:rPr>
+          <w:rFonts w:ascii="Calibri" w:cs="Calibri" w:eastAsia="Calibri" w:hAnsi="Calibri"/>
+          <w:b/>
+          <w:bCs/>
+          <w:sz w:val="22"/>
+          <w:szCs w:val="22"/>
+        </w:rPr>
+        <w:t>Цена: бесплатно для всех, RSVP-список.</w:t>
+      </w:r>
+    </w:p>
+    <w:p>
+      <w:pPr>
+        <w:pStyle w:val="ListParagraph"/>
+        <w:numPr>
+          <w:ilvl w:val="0"/>
+          <w:numId w:val="2"/>
+        </w:numPr>
+        <w:spacing w:after="40" w:before="40" w:line="300"/>
+      </w:pPr>
+      <w:r>
+        <w:rPr>
+          <w:rFonts w:ascii="Calibri" w:cs="Calibri" w:eastAsia="Calibri" w:hAnsi="Calibri"/>
+          <w:b/>
+          <w:bCs/>
+          <w:sz w:val="22"/>
+          <w:szCs w:val="22"/>
+        </w:rPr>
+        <w:t>Зачем: воронка. Через Friday Demo приходят будущие резиденты Vibe и будущие участники Clinic.</w:t>
       </w:r>
     </w:p>
     <w:p>
@@ -2572,107 +2480,6 @@
           <w:sz w:val="26"/>
           <w:szCs w:val="26"/>
         </w:rPr>
-        <w:t xml:space="preserve">Ритуал 3 — Friday Demo (раз в 2 недели, открытый)</w:t>
-      </w:r>
-    </w:p>
-    <w:p>
-      <w:pPr>
-        <w:pStyle w:val="ListParagraph"/>
-        <w:numPr>
-          <w:ilvl w:val="0"/>
-          <w:numId w:val="2"/>
-        </w:numPr>
-        <w:spacing w:after="40" w:before="40" w:line="300"/>
-      </w:pPr>
-      <w:r>
-        <w:rPr>
-          <w:rFonts w:ascii="Calibri" w:cs="Calibri" w:eastAsia="Calibri" w:hAnsi="Calibri"/>
-          <w:b/>
-          <w:bCs/>
-          <w:sz w:val="22"/>
-          <w:szCs w:val="22"/>
-        </w:rPr>
-        <w:t xml:space="preserve">Формат: </w:t>
-      </w:r>
-      <w:r>
-        <w:rPr>
-          <w:rFonts w:ascii="Calibri" w:cs="Calibri" w:eastAsia="Calibri" w:hAnsi="Calibri"/>
-          <w:sz w:val="22"/>
-          <w:szCs w:val="22"/>
-        </w:rPr>
-        <w:t xml:space="preserve">кто-то из комьюнити показывает 10 минут что-то, что реально работает в их продукте/процессе. 3 демо за вечер + drinks.</w:t>
-      </w:r>
-    </w:p>
-    <w:p>
-      <w:pPr>
-        <w:pStyle w:val="ListParagraph"/>
-        <w:numPr>
-          <w:ilvl w:val="0"/>
-          <w:numId w:val="2"/>
-        </w:numPr>
-        <w:spacing w:after="40" w:before="40" w:line="300"/>
-      </w:pPr>
-      <w:r>
-        <w:rPr>
-          <w:rFonts w:ascii="Calibri" w:cs="Calibri" w:eastAsia="Calibri" w:hAnsi="Calibri"/>
-          <w:b/>
-          <w:bCs/>
-          <w:sz w:val="22"/>
-          <w:szCs w:val="22"/>
-        </w:rPr>
-        <w:t xml:space="preserve">Цена: </w:t>
-      </w:r>
-      <w:r>
-        <w:rPr>
-          <w:rFonts w:ascii="Calibri" w:cs="Calibri" w:eastAsia="Calibri" w:hAnsi="Calibri"/>
-          <w:sz w:val="22"/>
-          <w:szCs w:val="22"/>
-        </w:rPr>
-        <w:t xml:space="preserve">бесплатно для всех, RSVP-список.</w:t>
-      </w:r>
-    </w:p>
-    <w:p>
-      <w:pPr>
-        <w:pStyle w:val="ListParagraph"/>
-        <w:numPr>
-          <w:ilvl w:val="0"/>
-          <w:numId w:val="2"/>
-        </w:numPr>
-        <w:spacing w:after="40" w:before="40" w:line="300"/>
-      </w:pPr>
-      <w:r>
-        <w:rPr>
-          <w:rFonts w:ascii="Calibri" w:cs="Calibri" w:eastAsia="Calibri" w:hAnsi="Calibri"/>
-          <w:b/>
-          <w:bCs/>
-          <w:sz w:val="22"/>
-          <w:szCs w:val="22"/>
-        </w:rPr>
-        <w:t xml:space="preserve">Зачем: </w:t>
-      </w:r>
-      <w:r>
-        <w:rPr>
-          <w:rFonts w:ascii="Calibri" w:cs="Calibri" w:eastAsia="Calibri" w:hAnsi="Calibri"/>
-          <w:sz w:val="22"/>
-          <w:szCs w:val="22"/>
-        </w:rPr>
-        <w:t xml:space="preserve">воронка. Через Friday Demo приходят будущие резиденты Vibe и будущие участники Dinner.</w:t>
-      </w:r>
-    </w:p>
-    <w:p>
-      <w:pPr>
-        <w:pStyle w:val="Heading2"/>
-        <w:spacing w:after="100" w:before="280"/>
-      </w:pPr>
-      <w:r>
-        <w:rPr>
-          <w:rFonts w:ascii="Calibri" w:cs="Calibri" w:eastAsia="Calibri" w:hAnsi="Calibri"/>
-          <w:b/>
-          <w:bCs/>
-          <w:color w:val="5B6E4F"/>
-          <w:sz w:val="26"/>
-          <w:szCs w:val="26"/>
-        </w:rPr>
         <w:t xml:space="preserve">Логика воронки</w:t>
       </w:r>
     </w:p>
@@ -2686,7 +2493,7 @@
           <w:sz w:val="22"/>
           <w:szCs w:val="22"/>
         </w:rPr>
-        <w:t xml:space="preserve">Friday Demo (открытое) → знакомство с местом → AI Clinic (полу-платное) → AI Dinner (закрытое, премиум). Каждый уровень даёт следующему ценность. Корпоративный клиент попадает в Dinner через знакомства, а не через холодную продажу — это и есть конкурентное преимущество.</w:t>
+        <w:t>Friday Demo (открытое) → знакомство с местом → AI Clinic (закрытое, премиум). Каждый уровень даёт следующему ценность. Корпоративный клиент попадает в Clinic через знакомства и Demo, а не через холодную продажу — это и есть конкурентное преимущество.</w:t>
       </w:r>
     </w:p>
     <w:p>
@@ -2971,15 +2778,7 @@
           <w:sz w:val="22"/>
           <w:szCs w:val="22"/>
         </w:rPr>
-        <w:t xml:space="preserve">Программа: </w:t>
-      </w:r>
-      <w:r>
-        <w:rPr>
-          <w:rFonts w:ascii="Calibri" w:cs="Calibri" w:eastAsia="Calibri" w:hAnsi="Calibri"/>
-          <w:sz w:val="22"/>
-          <w:szCs w:val="22"/>
-        </w:rPr>
-        <w:t xml:space="preserve">С какого ритуала стартуем — Friday Demo (легко) или AI Dinner (правильно, но требует первой когорты гостей)?</w:t>
+        <w:t>Программа: С какого ритуала стартуем — Friday Demo (легко, открыто) или AI Clinic (правильно, но требует первого корпоративного клиента и когорты практиков)?</w:t>
       </w:r>
     </w:p>
     <w:p>
@@ -3100,15 +2899,7 @@
           <w:sz w:val="22"/>
           <w:szCs w:val="22"/>
         </w:rPr>
-        <w:t xml:space="preserve">Программа первого AI Dinner: </w:t>
-      </w:r>
-      <w:r>
-        <w:rPr>
-          <w:rFonts w:ascii="Calibri" w:cs="Calibri" w:eastAsia="Calibri" w:hAnsi="Calibri"/>
-          <w:sz w:val="22"/>
-          <w:szCs w:val="22"/>
-        </w:rPr>
-        <w:t xml:space="preserve">формат, темплейт invitation, чек-лист подготовки.</w:t>
+        <w:t>Программа первого AI Clinic: формат, темплейт invitation, чек-лист подготовки.</w:t>
       </w:r>
     </w:p>
     <w:p>
